--- a/Assessment2/Assessment 2 - Report Sheet.docx
+++ b/Assessment2/Assessment 2 - Report Sheet.docx
@@ -147,17 +147,8 @@
         <w:rPr>
           <w:b/>
           <w:bCs/>
-          <w:u w:val="single"/>
         </w:rPr>
-        <w:t>_______________________________</w:t>
-      </w:r>
-      <w:r>
-        <w:rPr>
-          <w:b/>
-          <w:bCs/>
-          <w:u w:val="single"/>
-        </w:rPr>
-        <w:t>_</w:t>
+        <w:t>Daniel Adetokunbo</w:t>
       </w:r>
     </w:p>
     <w:p>
@@ -185,17 +176,8 @@
         <w:rPr>
           <w:b/>
           <w:bCs/>
-          <w:u w:val="single"/>
         </w:rPr>
-        <w:t>___________</w:t>
-      </w:r>
-      <w:r>
-        <w:rPr>
-          <w:b/>
-          <w:bCs/>
-          <w:u w:val="single"/>
-        </w:rPr>
-        <w:t>_</w:t>
+        <w:t>20565224</w:t>
       </w:r>
     </w:p>
     <w:p>
@@ -326,23 +308,7 @@
           <w:b/>
           <w:bCs/>
         </w:rPr>
-        <w:t xml:space="preserve"> </w:t>
-      </w:r>
-      <w:r>
-        <w:rPr>
-          <w:b/>
-          <w:bCs/>
-          <w:u w:val="single"/>
-        </w:rPr>
-        <w:t>_</w:t>
-      </w:r>
-      <w:r>
-        <w:rPr>
-          <w:b/>
-          <w:bCs/>
-          <w:u w:val="single"/>
-        </w:rPr>
-        <w:t>___</w:t>
+        <w:t xml:space="preserve"> yes</w:t>
       </w:r>
     </w:p>
     <w:tbl>
